--- a/docs/weekly-reports/Week4-ProgressReport.docx
+++ b/docs/weekly-reports/Week4-ProgressReport.docx
@@ -5,14 +5,19 @@
     <w:p>
       <w:pPr>
         <w:pStyle w:val="Title"/>
+        <w:jc w:val="center"/>
       </w:pPr>
       <w:r>
         <w:t>Week 4 Progress Report</w:t>
       </w:r>
     </w:p>
     <w:p>
+      <w:pPr>
+        <w:jc w:val="center"/>
+      </w:pPr>
       <w:r>
-        <w:t>Week ending: 25 September 2026</w:t>
+        <w:br/>
+        <w:t>Week ending 25 September 2026</w:t>
       </w:r>
     </w:p>
     <w:p>
@@ -25,48 +30,18 @@
     </w:p>
     <w:p>
       <w:r>
-        <w:t xml:space="preserve">Two tools are implemented: </w:t>
+        <w:t>Two tools are implemented. retrieve_project_evidence searches authori</w:t>
       </w:r>
       <w:r>
-        <w:t>“</w:t>
+        <w:t>z</w:t>
       </w:r>
       <w:r>
-        <w:t>retrieve_project_evidence</w:t>
-      </w:r>
-      <w:r>
-        <w:t>”</w:t>
-      </w:r>
-      <w:r>
-        <w:t xml:space="preserve"> retrieves authorized project documentation and returns source evidence</w:t>
-      </w:r>
-      <w:r>
-        <w:t>,</w:t>
-      </w:r>
-      <w:r>
-        <w:t xml:space="preserve"> </w:t>
-      </w:r>
-      <w:r>
-        <w:t>“</w:t>
-      </w:r>
-      <w:r>
-        <w:t>create_issue_draft</w:t>
-      </w:r>
-      <w:r>
-        <w:t>”</w:t>
-      </w:r>
-      <w:r>
-        <w:t xml:space="preserve"> writes a local simulated issue record with </w:t>
-      </w:r>
-      <w:r>
-        <w:t>submitted=false</w:t>
-      </w:r>
-      <w:r>
-        <w:t>. The tool catalogue specifies inputs, outputs, permissions and failure behaviour. Executable JSON schemas validate tool arguments.</w:t>
+        <w:t>ed project records; create_issue_draft writes a local record with submitted=false. The catalogue describes their inputs, outputs, permissions and failure behavior, with executable schemas in src/tool_contracts.py.</w:t>
       </w:r>
     </w:p>
     <w:p>
       <w:r>
-        <w:t>The QA-request form now asks local Qwen3 8B to select one approved tool and its arguments. The application validates the decision, dispatches at most one call, and records the decision, result and elapsed time. Direct manual forms remain available. An updated Week 4 architecture diagram describes the implemented routes, retrieval, draft store and security boundary.</w:t>
+        <w:t>The model router now uses Groq and the tool-router-v1.0.txt prompt. It selects at most one tool, after which application code validates the decision and arguments. The interface separates model-routed requests from direct tool forms and shows the actual tool result. The editable architecture has been updated for the cloud model boundary.</w:t>
       </w:r>
     </w:p>
     <w:p>
@@ -74,17 +49,17 @@
         <w:pStyle w:val="Heading1"/>
       </w:pPr>
       <w:r>
-        <w:t>Engineering decisions and rationale</w:t>
+        <w:t>Key engineering decisions and reasons</w:t>
       </w:r>
     </w:p>
     <w:p>
       <w:r>
-        <w:t>Model decisions pass through a deterministic allow-list and schema validation. Shell commands, test execution, issue submission, merging and deployment remain blocked. No approval-and-execution path is claimed. This keeps Week 4 focused on explicit tool use; the bounded multi-step loop belongs to Week 5.</w:t>
+        <w:t>JSON mode helps the model return an object, but does not establish that its fields are valid. Schema validation and the tool allow-list remain authoritative. Shell commands, test execution, issue submission, merging and deployment are blocked. There is no approval-and-execution path in the current app.</w:t>
       </w:r>
     </w:p>
     <w:p>
       <w:r>
-        <w:t>Retrieval now loads only registered records marked Authorized whose resolved paths remain inside the corpus. Invalid retrieval payloads fail safely. Draft files use unique IDs and exclusive creation. The local Flask app binds to loopback with debug disabled.</w:t>
+        <w:t>Corpus paths must resolve inside the registered corpus. Drafts use unique identifiers, and model-routed calls retain request, decision and result traces. The app remains bound to loopback for a trusted local operator.</w:t>
       </w:r>
     </w:p>
     <w:p>
@@ -92,22 +67,104 @@
         <w:pStyle w:val="Heading1"/>
       </w:pPr>
       <w:r>
-        <w:t>Validation and observed results</w:t>
+        <w:t>Failures and current response</w:t>
       </w:r>
     </w:p>
     <w:p>
       <w:r>
-        <w:t>All 19 offline tests passed. They cover missing parameters, prohibited actions, unavailable services, malformed responses, corpus permissions, model-decision validation, trace failures and web integration. Routing decisions use test doubles in this suite; corpus retrieval and temporary draft writes are real.</w:t>
+        <w:t>The current offline suite passed 54 tests across tools, agent guards, memory and the Groq integration. Model decisions and transport responses are scripted in these checks; local retrieval and temporary storage operations are real. Tool cases include missing parameters, prohibited actions, unavailable services and malformed responses.</w:t>
       </w:r>
     </w:p>
     <w:p>
       <w:r>
-        <w:t>Three live Qwen3 cases also passed: a sourced project-boundary answer, a local synthetic cart-failure draft, and refusal of a shell/deploy/merge request. Recorded times were 147.660, 76.732 and 15.972 seconds respectively. The retrieval case includes both routing and answer generation. These are single-run observations, not benchmark averages.</w:t>
+        <w:t>The previous three live Qwen3:8b tool demonstrations remain historical evidence. The new Groq verification stopped at a rate limit before reaching the tool cases, so successful current model routing is still pending. The interface never treats a model’s claim of success as proof that a tool ran.</w:t>
+      </w:r>
+    </w:p>
+    <w:p>
+      <w:pPr>
+        <w:pStyle w:val="Heading1"/>
+      </w:pPr>
+      <w:r>
+        <w:t>Links to evidence</w:t>
       </w:r>
     </w:p>
     <w:p>
       <w:r>
-        <w:br w:type="page"/>
+        <w:t>Current offline results: evidence/traces/offline_verification_20261016.json. Tool cases: evidence/traces/week4_tool_authorization.json. Historical live run: evidence/traces/week4_live_demo.json.</w:t>
+      </w:r>
+    </w:p>
+    <w:p>
+      <w:pPr>
+        <w:pStyle w:val="Heading1"/>
+      </w:pPr>
+      <w:r>
+        <w:t>Individual contribution summary</w:t>
+      </w:r>
+    </w:p>
+    <w:p>
+      <w:r>
+        <w:t>Onyanga</w:t>
+      </w:r>
+      <w:r>
+        <w:t xml:space="preserve"> Ambrose</w:t>
+      </w:r>
+      <w:r>
+        <w:t>: Implement the two tools, retrieve_project_evidence and create_issue_draft, and connect them to the application.</w:t>
+      </w:r>
+    </w:p>
+    <w:p>
+      <w:r>
+        <w:t>Byali Macqueline Leya: Prepare the Tool Catalogue</w:t>
+      </w:r>
+    </w:p>
+    <w:p>
+      <w:r>
+        <w:t xml:space="preserve">Angom Joyce Rita: Develop the tool-routing prompt and integrate model-selected tool calls </w:t>
+      </w:r>
+    </w:p>
+    <w:p>
+      <w:pPr>
+        <w:ind w:left="1440"/>
+      </w:pPr>
+      <w:r>
+        <w:t xml:space="preserve">     </w:t>
+      </w:r>
+      <w:r>
+        <w:t xml:space="preserve">Update the architecture diagram </w:t>
+      </w:r>
+    </w:p>
+    <w:p>
+      <w:r>
+        <w:t>Nuwagaba Jerome B</w:t>
+      </w:r>
+      <w:r>
+        <w:t>ill</w:t>
+      </w:r>
+      <w:r>
+        <w:t>: Test missing parameters</w:t>
+      </w:r>
+    </w:p>
+    <w:p>
+      <w:r>
+        <w:t xml:space="preserve">Okoth </w:t>
+      </w:r>
+      <w:r>
+        <w:t>Vi</w:t>
+      </w:r>
+      <w:r>
+        <w:t>c</w:t>
+      </w:r>
+      <w:r>
+        <w:t>t</w:t>
+      </w:r>
+      <w:r>
+        <w:t>or</w:t>
+      </w:r>
+      <w:r>
+        <w:t>:</w:t>
+      </w:r>
+      <w:r>
+        <w:t xml:space="preserve">  Week 4 progress report.</w:t>
       </w:r>
     </w:p>
     <w:p>
@@ -116,34 +173,15 @@
       </w:pPr>
       <w:r>
         <w:lastRenderedPageBreak/>
-        <w:t>Challenges and response</w:t>
-      </w:r>
-    </w:p>
-    <w:p>
-      <w:r>
-        <w:t>The earlier corpus loader admitted unregistered Markdown files, malformed retrieval objects could become successful empty results, and generated answers were limited to ten tokens. These issues were corrected and regression checks added. CPU inference remains slow. A model decision prematurely claimed a draft was created; the interface reports the actual tool result instead of trusting that message.</w:t>
-      </w:r>
-    </w:p>
-    <w:p>
-      <w:r>
-        <w:t>The app is a trusted local demonstration without multi-user authentication. Restart it after corpus/register changes. Source retrieval does not guarantee every generated claim is correct. The synthetic draft demonstrates writing a record, not execution of a real failing test.</w:t>
-      </w:r>
-    </w:p>
-    <w:p>
-      <w:pPr>
-        <w:pStyle w:val="Heading1"/>
-      </w:pPr>
-      <w:r>
         <w:t>Plan for Week 5</w:t>
       </w:r>
     </w:p>
     <w:p>
       <w:r>
-        <w:t>Define one agent task contract and implement a bounded plan-act-observe workflow using approved tools. Set iteration limits, stop/handoff conditions and explicit state. Capture three execution traces, including failure/recovery, and prepare the Week 5 report.</w:t>
+        <w:t>Complete the live demonstration of both tools and a prohibited request after the quota is available. Use the same validation boundary in the bounded agent loop, with explicit iteration limits, stop reasons and saved execution traces.</w:t>
       </w:r>
     </w:p>
     <w:sectPr>
-      <w:footerReference w:type="default" r:id="rId8"/>
       <w:pgSz w:w="12240" w:h="15840"/>
       <w:pgMar w:top="864" w:right="936" w:bottom="864" w:left="936" w:header="720" w:footer="720" w:gutter="0"/>
       <w:cols w:space="720"/>
@@ -176,40 +214,6 @@
     </w:p>
   </w:endnote>
 </w:endnotes>
-</file>
-
-<file path=word/footer1.xml><?xml version="1.0" encoding="utf-8"?>
-<w:ftr xmlns:wpc="http://schemas.microsoft.com/office/word/2010/wordprocessingCanvas" xmlns:cx="http://schemas.microsoft.com/office/drawing/2014/chartex" xmlns:cx1="http://schemas.microsoft.com/office/drawing/2015/9/8/chartex" xmlns:cx2="http://schemas.microsoft.com/office/drawing/2015/10/21/chartex" xmlns:cx3="http://schemas.microsoft.com/office/drawing/2016/5/9/chartex" xmlns:cx4="http://schemas.microsoft.com/office/drawing/2016/5/10/chartex" xmlns:cx5="http://schemas.microsoft.com/office/drawing/2016/5/11/chartex" xmlns:cx6="http://schemas.microsoft.com/office/drawing/2016/5/12/chartex" xmlns:cx7="http://schemas.microsoft.com/office/drawing/2016/5/13/chartex" xmlns:cx8="http://schemas.microsoft.com/office/drawing/2016/5/14/chartex" xmlns:mc="http://schemas.openxmlformats.org/markup-compatibility/2006" xmlns:aink="http://schemas.microsoft.com/office/drawing/2016/ink" xmlns:am3d="http://schemas.microsoft.com/office/drawing/2017/model3d" xmlns:o="urn:schemas-microsoft-com:office:office" xmlns:oel="http://schemas.microsoft.com/office/2019/extlst" xmlns:r="http://schemas.openxmlformats.org/officeDocument/2006/relationships" xmlns:m="http://schemas.openxmlformats.org/officeDocument/2006/math" xmlns:v="urn:schemas-microsoft-com:vml" xmlns:wp14="http://schemas.microsoft.com/office/word/2010/wordprocessingDrawing" xmlns:wp="http://schemas.openxmlformats.org/drawingml/2006/wordprocessingDrawing" xmlns:w10="urn:schemas-microsoft-com:office:word" xmlns:w="http://schemas.openxmlformats.org/wordprocessingml/2006/main" xmlns:w14="http://schemas.microsoft.com/office/word/2010/wordml" xmlns:w15="http://schemas.microsoft.com/office/word/2012/wordml" xmlns:w16cex="http://schemas.microsoft.com/office/word/2018/wordml/cex" xmlns:w16cid="http://schemas.microsoft.com/office/word/2016/wordml/cid" xmlns:w16="http://schemas.microsoft.com/office/word/2018/wordml" xmlns:w16du="http://schemas.microsoft.com/office/word/2023/wordml/word16du" xmlns:w16sdtdh="http://schemas.microsoft.com/office/word/2020/wordml/sdtdatahash" xmlns:w16se="http://schemas.microsoft.com/office/word/2015/wordml/symex" xmlns:wpg="http://schemas.microsoft.com/office/word/2010/wordprocessingGroup" xmlns:wpi="http://schemas.microsoft.com/office/word/2010/wordprocessingInk" xmlns:wne="http://schemas.microsoft.com/office/word/2006/wordml" xmlns:wps="http://schemas.microsoft.com/office/word/2010/wordprocessingShape" mc:Ignorable="w14 w15 w16se w16cid w16 w16cex w16sdtdh w16du wp14">
-  <w:p>
-    <w:pPr>
-      <w:pStyle w:val="Footer"/>
-    </w:pPr>
-    <w:r>
-      <w:rPr>
-        <w:sz w:val="16"/>
-      </w:rPr>
-      <w:t xml:space="preserve">Group O | Week 4 | Completion update 2 October 2026     </w:t>
-    </w:r>
-    <w:r>
-      <w:fldChar w:fldCharType="begin"/>
-    </w:r>
-    <w:r>
-      <w:instrText>PAGE</w:instrText>
-    </w:r>
-    <w:r>
-      <w:fldChar w:fldCharType="separate"/>
-    </w:r>
-    <w:r>
-      <w:rPr>
-        <w:noProof/>
-      </w:rPr>
-      <w:t>1</w:t>
-    </w:r>
-    <w:r>
-      <w:fldChar w:fldCharType="end"/>
-    </w:r>
-  </w:p>
-</w:ftr>
 </file>
 
 <file path=word/footnotes.xml><?xml version="1.0" encoding="utf-8"?>
@@ -879,7 +883,7 @@
       <w:rFonts w:asciiTheme="majorHAnsi" w:eastAsiaTheme="majorEastAsia" w:hAnsiTheme="majorHAnsi" w:cstheme="majorBidi"/>
       <w:b/>
       <w:bCs/>
-      <w:color w:val="4F81BD" w:themeColor="accent1"/>
+      <w:color w:val="000000"/>
       <w:sz w:val="26"/>
       <w:szCs w:val="26"/>
     </w:rPr>
@@ -1049,7 +1053,6 @@
   <w:style w:type="character" w:default="1" w:styleId="DefaultParagraphFont">
     <w:name w:val="Default Paragraph Font"/>
     <w:uiPriority w:val="1"/>
-    <w:semiHidden/>
     <w:unhideWhenUsed/>
   </w:style>
   <w:style w:type="table" w:default="1" w:styleId="TableNormal">
@@ -1223,7 +1226,7 @@
       <w:rFonts w:asciiTheme="majorHAnsi" w:eastAsiaTheme="majorEastAsia" w:hAnsiTheme="majorHAnsi" w:cstheme="majorBidi"/>
       <w:i/>
       <w:iCs/>
-      <w:color w:val="4F81BD" w:themeColor="accent1"/>
+      <w:color w:val="000000"/>
       <w:spacing w:val="15"/>
       <w:sz w:val="24"/>
       <w:szCs w:val="24"/>

--- a/docs/weekly-reports/Week4-ProgressReport.docx
+++ b/docs/weekly-reports/Week4-ProgressReport.docx
@@ -54,7 +54,7 @@
     </w:p>
     <w:p>
       <w:r>
-        <w:t>JSON mode helps the model return an object, but does not establish that its fields are valid. Schema validation and the tool allow-list remain authoritative. Shell commands, test execution, issue submission, merging and deployment are blocked. There is no approval-and-execution path in the current app.</w:t>
+        <w:t>JSON mode helps the model return an object, but does not establish that its fields are valid. Schema validation and the tool allow-list remain authoritative. Shell commands, test execution, issue submission, merging and deployment are blocked. The model-facing tools do not expose execution; the separate QA workflow requires explicit approval before sandbox execution.</w:t>
       </w:r>
     </w:p>
     <w:p>
@@ -86,11 +86,6 @@
       </w:pPr>
       <w:r>
         <w:t>Links to evidence</w:t>
-      </w:r>
-    </w:p>
-    <w:p>
-      <w:r>
-        <w:t>Current offline results: evidence/traces/offline_verification_20261016.json. Tool cases: evidence/traces/week4_tool_authorization.json. Historical live run: evidence/traces/week4_live_demo.json.</w:t>
       </w:r>
     </w:p>
     <w:p>
@@ -179,6 +174,11 @@
     <w:p>
       <w:r>
         <w:t>Complete the live demonstration of both tools and a prohibited request after the quota is available. Use the same validation boundary in the bounded agent loop, with explicit iteration limits, stop reasons and saved execution traces.</w:t>
+      </w:r>
+    </w:p>
+    <w:p>
+      <w:r>
+        <w:t>Revision 22 October 2026: 66 offline checks passed. Current RAG, tool, three selected agent traces and memory evidence are indexed in evidence/final/README.md. The 36 final scenarios are NOT RUN. Earlier milestone results describe their original configuration.</w:t>
       </w:r>
     </w:p>
     <w:sectPr>

--- a/docs/weekly-reports/Week4-ProgressReport.docx
+++ b/docs/weekly-reports/Week4-ProgressReport.docx
@@ -41,7 +41,7 @@
     </w:p>
     <w:p>
       <w:r>
-        <w:t>The model router now uses Groq and the tool-router-v1.0.txt prompt. It selects at most one tool, after which application code validates the decision and arguments. The interface separates model-routed requests from direct tool forms and shows the actual tool result. The editable architecture has been updated for the cloud model boundary.</w:t>
+        <w:t>Our model router now uses Groq and the tool-router-v1.0.txt prompt. It selects at most one tool, after which application code validates the decision and arguments. The interface separates model-routed requests from direct tool forms and shows the actual tool result. The editable architecture has been updated for the cloud model boundary.</w:t>
       </w:r>
     </w:p>
     <w:p>
@@ -76,16 +76,16 @@
       </w:r>
     </w:p>
     <w:p>
-      <w:r>
-        <w:t>The previous three live Qwen3:8b tool demonstrations remain historical evidence. The new Groq verification stopped at a rate limit before reaching the tool cases, so successful current model routing is still pending. The interface never treats a model’s claim of success as proof that a tool ran.</w:t>
-      </w:r>
-    </w:p>
-    <w:p>
       <w:pPr>
         <w:pStyle w:val="Heading1"/>
       </w:pPr>
       <w:r>
         <w:t>Links to evidence</w:t>
+      </w:r>
+    </w:p>
+    <w:p>
+      <w:r>
+        <w:t>Repository evidence: src/tool_service.py; src/tool_router.py; src/tool_contracts.py; prompts/tool-router-v1.0.txt; tests/test_tools.py; docs/architecture/Tool_Catalogue.docx; docs/architecture/week4-architecture.drawio; docs/evaluation/Tool_Authorization_Evidence.docx; evidence/traces/week4_tool_calls.json.</w:t>
       </w:r>
     </w:p>
     <w:p>
@@ -167,18 +167,18 @@
         <w:pStyle w:val="Heading1"/>
       </w:pPr>
       <w:r>
-        <w:lastRenderedPageBreak/>
         <w:t>Plan for Week 5</w:t>
       </w:r>
     </w:p>
     <w:p>
       <w:r>
-        <w:t>Complete the live demonstration of both tools and a prohibited request after the quota is available. Use the same validation boundary in the bounded agent loop, with explicit iteration limits, stop reasons and saved execution traces.</w:t>
+        <w:t>We will complete the live demonstration of both tools and a prohibited request after the quota is available. Use the same validation boundary in the bounded agent loop, with explicit iteration limits, stop reasons and saved execution traces.</w:t>
       </w:r>
     </w:p>
     <w:p>
       <w:r>
-        <w:t>Revision 22 October 2026: 66 offline checks passed. Current RAG, tool, three selected agent traces and memory evidence are indexed in evidence/final/README.md. The 36 final scenarios are NOT RUN. Earlier milestone results describe their original configuration.</w:t>
+        <w:lastRenderedPageBreak/>
+        <w:t>Follow-up verification 22 October 2026: We recorded 66 passing offline checks and 31 full passes with five partial results across the 36 final scenarios. Evidence: evidence/final/summary.json and docs/evaluation/Final_Evaluation_Results.csv.</w:t>
       </w:r>
     </w:p>
     <w:sectPr>
@@ -1053,6 +1053,7 @@
   <w:style w:type="character" w:default="1" w:styleId="DefaultParagraphFont">
     <w:name w:val="Default Paragraph Font"/>
     <w:uiPriority w:val="1"/>
+    <w:semiHidden/>
     <w:unhideWhenUsed/>
   </w:style>
   <w:style w:type="table" w:default="1" w:styleId="TableNormal">
